--- a/lab1/IsakLab01.docx
+++ b/lab1/IsakLab01.docx
@@ -1,6 +1,6 @@
 
 <file path=word/document.xml><?xml version="1.0" encoding="utf-8"?>
-<w:document xmlns:wpc="http://schemas.microsoft.com/office/word/2010/wordprocessingCanvas" xmlns:cx="http://schemas.microsoft.com/office/drawing/2014/chartex" xmlns:cx1="http://schemas.microsoft.com/office/drawing/2015/9/8/chartex" xmlns:cx2="http://schemas.microsoft.com/office/drawing/2015/10/21/chartex" xmlns:cx3="http://schemas.microsoft.com/office/drawing/2016/5/9/chartex" xmlns:cx4="http://schemas.microsoft.com/office/drawing/2016/5/10/chartex" xmlns:cx5="http://schemas.microsoft.com/office/drawing/2016/5/11/chartex" xmlns:cx6="http://schemas.microsoft.com/office/drawing/2016/5/12/chartex" xmlns:cx7="http://schemas.microsoft.com/office/drawing/2016/5/13/chartex" xmlns:cx8="http://schemas.microsoft.com/office/drawing/2016/5/14/chartex" xmlns:mc="http://schemas.openxmlformats.org/markup-compatibility/2006" xmlns:aink="http://schemas.microsoft.com/office/drawing/2016/ink" xmlns:am3d="http://schemas.microsoft.com/office/drawing/2017/model3d" xmlns:o="urn:schemas-microsoft-com:office:office" xmlns:oel="http://schemas.microsoft.com/office/2019/extlst" xmlns:r="http://schemas.openxmlformats.org/officeDocument/2006/relationships" xmlns:m="http://schemas.openxmlformats.org/officeDocument/2006/math" xmlns:v="urn:schemas-microsoft-com:vml" xmlns:wp14="http://schemas.microsoft.com/office/word/2010/wordprocessingDrawing" xmlns:wp="http://schemas.openxmlformats.org/drawingml/2006/wordprocessingDrawing" xmlns:w10="urn:schemas-microsoft-com:office:word" xmlns:w="http://schemas.openxmlformats.org/wordprocessingml/2006/main" xmlns:w14="http://schemas.microsoft.com/office/word/2010/wordml" xmlns:w15="http://schemas.microsoft.com/office/word/2012/wordml" xmlns:w16cex="http://schemas.microsoft.com/office/word/2018/wordml/cex" xmlns:w16cid="http://schemas.microsoft.com/office/word/2016/wordml/cid" xmlns:w16="http://schemas.microsoft.com/office/word/2018/wordml" xmlns:w16du="http://schemas.microsoft.com/office/word/2023/wordml/word16du" xmlns:w16sdtdh="http://schemas.microsoft.com/office/word/2020/wordml/sdtdatahash" xmlns:w16sdtfl="http://schemas.microsoft.com/office/word/2024/wordml/sdtformatlock" xmlns:w16se="http://schemas.microsoft.com/office/word/2015/wordml/symex" xmlns:wpg="http://schemas.microsoft.com/office/word/2010/wordprocessingGroup" xmlns:wpi="http://schemas.microsoft.com/office/word/2010/wordprocessingInk" xmlns:wne="http://schemas.microsoft.com/office/word/2006/wordml" xmlns:wps="http://schemas.microsoft.com/office/word/2010/wordprocessingShape" mc:Ignorable="w14 w15 w16se w16cid w16 w16cex w16sdtdh w16sdtfl w16du wp14">
+<w:document xmlns:wpc="http://schemas.microsoft.com/office/word/2010/wordprocessingCanvas" xmlns:cx="http://schemas.microsoft.com/office/drawing/2014/chartex" xmlns:cx1="http://schemas.microsoft.com/office/drawing/2015/9/8/chartex" xmlns:cx2="http://schemas.microsoft.com/office/drawing/2015/10/21/chartex" xmlns:cx3="http://schemas.microsoft.com/office/drawing/2016/5/9/chartex" xmlns:cx4="http://schemas.microsoft.com/office/drawing/2016/5/10/chartex" xmlns:cx5="http://schemas.microsoft.com/office/drawing/2016/5/11/chartex" xmlns:cx6="http://schemas.microsoft.com/office/drawing/2016/5/12/chartex" xmlns:cx7="http://schemas.microsoft.com/office/drawing/2016/5/13/chartex" xmlns:cx8="http://schemas.microsoft.com/office/drawing/2016/5/14/chartex" xmlns:mc="http://schemas.openxmlformats.org/markup-compatibility/2006" xmlns:aink="http://schemas.microsoft.com/office/drawing/2016/ink" xmlns:am3d="http://schemas.microsoft.com/office/drawing/2017/model3d" xmlns:o="urn:schemas-microsoft-com:office:office" xmlns:oel="http://schemas.microsoft.com/office/2019/extlst" xmlns:r="http://schemas.openxmlformats.org/officeDocument/2006/relationships" xmlns:m="http://schemas.openxmlformats.org/officeDocument/2006/math" xmlns:v="urn:schemas-microsoft-com:vml" xmlns:wp14="http://schemas.microsoft.com/office/word/2010/wordprocessingDrawing" xmlns:wp="http://schemas.openxmlformats.org/drawingml/2006/wordprocessingDrawing" xmlns:w10="urn:schemas-microsoft-com:office:word" xmlns:w="http://schemas.openxmlformats.org/wordprocessingml/2006/main" xmlns:w14="http://schemas.microsoft.com/office/word/2010/wordml" xmlns:w15="http://schemas.microsoft.com/office/word/2012/wordml" xmlns:w16cex="http://schemas.microsoft.com/office/word/2018/wordml/cex" xmlns:w16cid="http://schemas.microsoft.com/office/word/2016/wordml/cid" xmlns:w16="http://schemas.microsoft.com/office/word/2018/wordml" xmlns:w16du="http://schemas.microsoft.com/office/word/2023/wordml/word16du" xmlns:w16sdtdh="http://schemas.microsoft.com/office/word/2020/wordml/sdtdatahash" xmlns:w16sdtfl="http://schemas.microsoft.com/office/word/2024/wordml/sdtformatlock" xmlns:w16se="http://schemas.microsoft.com/office/word/2015/wordml/symex" xmlns:wpg="http://schemas.microsoft.com/office/word/2010/wordprocessingGroup" xmlns:wpi="http://schemas.microsoft.com/office/word/2010/wordprocessingInk" xmlns:wne="http://schemas.microsoft.com/office/word/2006/wordml" xmlns:wps="http://schemas.microsoft.com/office/word/2010/wordprocessingShape" xmlns:a="http://schemas.openxmlformats.org/drawingml/2006/main" xmlns:pic="http://schemas.openxmlformats.org/drawingml/2006/picture" xmlns:a14="http://schemas.microsoft.com/office/drawing/2010/main" mc:Ignorable="w14 w15 w16se w16cid w16 w16cex w16sdtdh w16sdtfl w16du wp14">
   <w:body>
     <w:p>
       <w:pPr>
@@ -123,7 +123,7 @@
         </w:rPr>
         <w:t xml:space="preserve">Веб-каталог: </w:t>
       </w:r>
-      <w:hyperlink r:id="rId5" w:history="1">
+      <w:hyperlink w:history="1" r:id="rId5">
         <w:r>
           <w:rPr>
             <w:rStyle w:val="a5"/>
@@ -201,37 +201,31 @@
         </w:rPr>
       </w:pPr>
       <w:r>
-        <w:rPr>
-          <w:noProof/>
-          <w:sz w:val="20"/>
-          <w:szCs w:val="20"/>
-          <w:lang w:eastAsia="uk-UA"/>
-        </w:rPr>
         <w:drawing>
-          <wp:inline distT="0" distB="0" distL="0" distR="0" wp14:anchorId="56571668" wp14:editId="36A24D3D">
-            <wp:extent cx="6120765" cy="3442970"/>
-            <wp:effectExtent l="0" t="0" r="0" b="5080"/>
+          <wp:inline wp14:editId="4A1AD982" wp14:anchorId="56571668">
+            <wp:extent cx="4938561" cy="3051940"/>
+            <wp:effectExtent l="0" t="0" r="0" b="0"/>
             <wp:docPr id="1" name="Рисунок 1"/>
             <wp:cNvGraphicFramePr>
-              <a:graphicFrameLocks xmlns:a="http://schemas.openxmlformats.org/drawingml/2006/main" noChangeAspect="1"/>
+              <a:graphicFrameLocks noChangeAspect="1"/>
             </wp:cNvGraphicFramePr>
-            <a:graphic xmlns:a="http://schemas.openxmlformats.org/drawingml/2006/main">
-              <a:graphicData uri="http://schemas.openxmlformats.org/drawingml/2006/picture">
+            <a:graphic>
+              <a:graphicData xmlns:a="http://schemas.openxmlformats.org/drawingml/2006/main" uri="http://schemas.openxmlformats.org/drawingml/2006/picture">
                 <pic:pic xmlns:pic="http://schemas.openxmlformats.org/drawingml/2006/picture">
                   <pic:nvPicPr>
                     <pic:cNvPr id="1" name=""/>
                     <pic:cNvPicPr/>
                   </pic:nvPicPr>
                   <pic:blipFill>
-                    <a:blip r:embed="rId6"/>
+                    <a:blip xmlns:r="http://schemas.openxmlformats.org/officeDocument/2006/relationships" r:embed="rId6"/>
                     <a:stretch>
                       <a:fillRect/>
                     </a:stretch>
                   </pic:blipFill>
                   <pic:spPr>
-                    <a:xfrm>
+                    <a:xfrm rot="0">
                       <a:off x="0" y="0"/>
-                      <a:ext cx="6120765" cy="3442970"/>
+                      <a:ext cx="4938561" cy="3051940"/>
                     </a:xfrm>
                     <a:prstGeom prst="rect">
                       <a:avLst/>
@@ -258,7 +252,7 @@
         </w:rPr>
         <w:t xml:space="preserve">Обрав сайт: </w:t>
       </w:r>
-      <w:hyperlink r:id="rId7" w:history="1">
+      <w:hyperlink w:history="1" r:id="rId7">
         <w:r>
           <w:rPr>
             <w:rStyle w:val="a5"/>
@@ -292,7 +286,6 @@
         </w:rPr>
         <w:t>’</w:t>
       </w:r>
-      <w:proofErr w:type="spellStart"/>
       <w:r>
         <w:rPr>
           <w:sz w:val="20"/>
@@ -300,7 +293,6 @@
         </w:rPr>
         <w:t>ютерними</w:t>
       </w:r>
-      <w:proofErr w:type="spellEnd"/>
       <w:r>
         <w:rPr>
           <w:sz w:val="20"/>
@@ -316,7 +308,6 @@
         </w:rPr>
         <w:t>’</w:t>
       </w:r>
-      <w:proofErr w:type="spellStart"/>
       <w:r>
         <w:rPr>
           <w:sz w:val="20"/>
@@ -324,39 +315,32 @@
         </w:rPr>
         <w:t>ютерами</w:t>
       </w:r>
-      <w:proofErr w:type="spellEnd"/>
       <w:r>
-        <w:rPr>
-          <w:noProof/>
-          <w:sz w:val="20"/>
-          <w:szCs w:val="20"/>
-          <w:lang w:eastAsia="uk-UA"/>
-        </w:rPr>
         <w:drawing>
-          <wp:inline distT="0" distB="0" distL="0" distR="0" wp14:anchorId="1E0FA749" wp14:editId="614D39BB">
-            <wp:extent cx="6120765" cy="3442970"/>
-            <wp:effectExtent l="0" t="0" r="0" b="5080"/>
+          <wp:inline wp14:editId="6C70C8E3" wp14:anchorId="1E0FA749">
+            <wp:extent cx="4986231" cy="2644993"/>
+            <wp:effectExtent l="0" t="0" r="0" b="0"/>
             <wp:docPr id="3" name="Рисунок 3"/>
             <wp:cNvGraphicFramePr>
-              <a:graphicFrameLocks xmlns:a="http://schemas.openxmlformats.org/drawingml/2006/main" noChangeAspect="1"/>
+              <a:graphicFrameLocks noChangeAspect="1"/>
             </wp:cNvGraphicFramePr>
-            <a:graphic xmlns:a="http://schemas.openxmlformats.org/drawingml/2006/main">
-              <a:graphicData uri="http://schemas.openxmlformats.org/drawingml/2006/picture">
+            <a:graphic>
+              <a:graphicData xmlns:a="http://schemas.openxmlformats.org/drawingml/2006/main" uri="http://schemas.openxmlformats.org/drawingml/2006/picture">
                 <pic:pic xmlns:pic="http://schemas.openxmlformats.org/drawingml/2006/picture">
                   <pic:nvPicPr>
                     <pic:cNvPr id="1" name=""/>
                     <pic:cNvPicPr/>
                   </pic:nvPicPr>
                   <pic:blipFill>
-                    <a:blip r:embed="rId8"/>
+                    <a:blip xmlns:r="http://schemas.openxmlformats.org/officeDocument/2006/relationships" r:embed="rId8"/>
                     <a:stretch>
                       <a:fillRect/>
                     </a:stretch>
                   </pic:blipFill>
                   <pic:spPr>
-                    <a:xfrm>
+                    <a:xfrm rot="0">
                       <a:off x="0" y="0"/>
-                      <a:ext cx="6120765" cy="3442970"/>
+                      <a:ext cx="4986231" cy="2644993"/>
                     </a:xfrm>
                     <a:prstGeom prst="rect">
                       <a:avLst/>
@@ -372,18 +356,30 @@
     <w:p>
       <w:pPr>
         <w:rPr>
-          <w:bCs/>
+          <w:sz w:val="24"/>
+          <w:szCs w:val="24"/>
+        </w:rPr>
+      </w:pPr>
+    </w:p>
+    <w:p>
+      <w:pPr/>
+      <w:r>
+        <w:br w:type="page"/>
+      </w:r>
+    </w:p>
+    <w:p>
+      <w:pPr>
+        <w:pStyle w:val="a"/>
+        <w:rPr>
           <w:sz w:val="24"/>
           <w:szCs w:val="24"/>
         </w:rPr>
       </w:pPr>
       <w:r>
         <w:rPr>
-          <w:bCs/>
           <w:sz w:val="24"/>
           <w:szCs w:val="24"/>
         </w:rPr>
-        <w:lastRenderedPageBreak/>
         <w:t>Завдання 1.2</w:t>
       </w:r>
     </w:p>
@@ -2534,8 +2530,8 @@
     </w:tbl>
     <w:p>
       <w:pPr>
+        <w:pStyle w:val="a"/>
         <w:rPr>
-          <w:bCs/>
           <w:sz w:val="24"/>
           <w:szCs w:val="24"/>
         </w:rPr>
@@ -2543,8 +2539,8 @@
     </w:p>
     <w:p>
       <w:pPr>
+        <w:pStyle w:val="a"/>
         <w:rPr>
-          <w:bCs/>
           <w:sz w:val="24"/>
           <w:szCs w:val="24"/>
         </w:rPr>
@@ -2552,44 +2548,8 @@
     </w:p>
     <w:p>
       <w:pPr>
+        <w:pStyle w:val="a"/>
         <w:rPr>
-          <w:bCs/>
-          <w:sz w:val="24"/>
-          <w:szCs w:val="24"/>
-        </w:rPr>
-      </w:pPr>
-    </w:p>
-    <w:p>
-      <w:pPr>
-        <w:rPr>
-          <w:bCs/>
-          <w:sz w:val="24"/>
-          <w:szCs w:val="24"/>
-        </w:rPr>
-      </w:pPr>
-    </w:p>
-    <w:p>
-      <w:pPr>
-        <w:rPr>
-          <w:bCs/>
-          <w:sz w:val="24"/>
-          <w:szCs w:val="24"/>
-        </w:rPr>
-      </w:pPr>
-    </w:p>
-    <w:p>
-      <w:pPr>
-        <w:rPr>
-          <w:bCs/>
-          <w:sz w:val="24"/>
-          <w:szCs w:val="24"/>
-        </w:rPr>
-      </w:pPr>
-    </w:p>
-    <w:p>
-      <w:pPr>
-        <w:rPr>
-          <w:bCs/>
           <w:sz w:val="24"/>
           <w:szCs w:val="24"/>
         </w:rPr>
@@ -2627,7 +2587,6 @@
           <w:sz w:val="28"/>
           <w:szCs w:val="28"/>
         </w:rPr>
-        <w:lastRenderedPageBreak/>
         <w:t>Завдання 1.3</w:t>
       </w:r>
     </w:p>
@@ -2646,6 +2605,7 @@
         <w:tc>
           <w:tcPr>
             <w:tcW w:w="0" w:type="auto"/>
+            <w:tcMar/>
           </w:tcPr>
           <w:p>
             <w:pPr>
@@ -2668,6 +2628,7 @@
         <w:tc>
           <w:tcPr>
             <w:tcW w:w="0" w:type="auto"/>
+            <w:tcMar/>
           </w:tcPr>
           <w:p>
             <w:pPr>
@@ -2690,6 +2651,7 @@
         <w:tc>
           <w:tcPr>
             <w:tcW w:w="0" w:type="auto"/>
+            <w:tcMar/>
           </w:tcPr>
           <w:p>
             <w:pPr>
@@ -2714,6 +2676,7 @@
         <w:tc>
           <w:tcPr>
             <w:tcW w:w="0" w:type="auto"/>
+            <w:tcMar/>
           </w:tcPr>
           <w:p>
             <w:pPr>
@@ -2736,6 +2699,7 @@
         <w:tc>
           <w:tcPr>
             <w:tcW w:w="0" w:type="auto"/>
+            <w:tcMar/>
           </w:tcPr>
           <w:p>
             <w:pPr>
@@ -2770,6 +2734,7 @@
         <w:tc>
           <w:tcPr>
             <w:tcW w:w="0" w:type="auto"/>
+            <w:tcMar/>
           </w:tcPr>
           <w:p>
             <w:pPr>
@@ -2794,6 +2759,7 @@
         <w:tc>
           <w:tcPr>
             <w:tcW w:w="0" w:type="auto"/>
+            <w:tcMar/>
           </w:tcPr>
           <w:p>
             <w:pPr>
@@ -2816,6 +2782,7 @@
         <w:tc>
           <w:tcPr>
             <w:tcW w:w="0" w:type="auto"/>
+            <w:tcMar/>
           </w:tcPr>
           <w:p>
             <w:pPr>
@@ -2850,6 +2817,7 @@
         <w:tc>
           <w:tcPr>
             <w:tcW w:w="0" w:type="auto"/>
+            <w:tcMar/>
           </w:tcPr>
           <w:p>
             <w:pPr>
@@ -2876,6 +2844,7 @@
         <w:tc>
           <w:tcPr>
             <w:tcW w:w="0" w:type="auto"/>
+            <w:tcMar/>
           </w:tcPr>
           <w:p>
             <w:pPr>
@@ -2898,6 +2867,7 @@
         <w:tc>
           <w:tcPr>
             <w:tcW w:w="0" w:type="auto"/>
+            <w:tcMar/>
           </w:tcPr>
           <w:p>
             <w:pPr>
@@ -2920,6 +2890,7 @@
         <w:tc>
           <w:tcPr>
             <w:tcW w:w="0" w:type="auto"/>
+            <w:tcMar/>
           </w:tcPr>
           <w:p>
             <w:pPr>
@@ -2943,9 +2914,13 @@
         </w:tc>
       </w:tr>
       <w:tr>
+        <w:trPr>
+          <w:trHeight w:val="1755"/>
+        </w:trPr>
         <w:tc>
           <w:tcPr>
             <w:tcW w:w="0" w:type="auto"/>
+            <w:tcMar/>
           </w:tcPr>
           <w:p>
             <w:pPr>
@@ -2968,6 +2943,7 @@
         <w:tc>
           <w:tcPr>
             <w:tcW w:w="0" w:type="auto"/>
+            <w:tcMar/>
           </w:tcPr>
           <w:p>
             <w:pPr>
@@ -2990,22 +2966,57 @@
         <w:tc>
           <w:tcPr>
             <w:tcW w:w="0" w:type="auto"/>
-          </w:tcPr>
-          <w:p>
-            <w:pPr>
-              <w:rPr>
-                <w:bCs/>
-                <w:sz w:val="28"/>
-                <w:szCs w:val="28"/>
-              </w:rPr>
-            </w:pPr>
-            <w:r>
-              <w:rPr>
-                <w:bCs/>
-                <w:sz w:val="28"/>
-                <w:szCs w:val="28"/>
-              </w:rPr>
-              <w:t>Тілець</w:t>
+            <w:tcMar/>
+          </w:tcPr>
+          <w:p>
+            <w:pPr>
+              <w:rPr>
+                <w:sz w:val="28"/>
+                <w:szCs w:val="28"/>
+              </w:rPr>
+            </w:pPr>
+            <w:r>
+              <w:drawing>
+                <wp:inline wp14:editId="0FD4B87C" wp14:anchorId="6439331E">
+                  <wp:extent cx="2209800" cy="1171575"/>
+                  <wp:effectExtent l="0" t="0" r="0" b="0"/>
+                  <wp:docPr id="1876079142" name="drawing"/>
+                  <wp:cNvGraphicFramePr>
+                    <a:graphicFrameLocks noChangeAspect="1"/>
+                  </wp:cNvGraphicFramePr>
+                  <a:graphic>
+                    <a:graphicData xmlns:a="http://schemas.openxmlformats.org/drawingml/2006/main" uri="http://schemas.openxmlformats.org/drawingml/2006/picture">
+                      <pic:pic xmlns:pic="http://schemas.openxmlformats.org/drawingml/2006/picture">
+                        <pic:nvPicPr>
+                          <pic:cNvPr id="1876079142" name="Picture 1876079142"/>
+                          <pic:cNvPicPr/>
+                        </pic:nvPicPr>
+                        <pic:blipFill>
+                          <a:blip xmlns:r="http://schemas.openxmlformats.org/officeDocument/2006/relationships" r:embed="rId884958593">
+                            <a:extLst>
+                              <a:ext uri="{28A0092B-C50C-407E-A947-70E740481C1C}">
+                                <a14:useLocalDpi xmlns:a14="http://schemas.microsoft.com/office/drawing/2010/main"/>
+                              </a:ext>
+                            </a:extLst>
+                          </a:blip>
+                          <a:stretch>
+                            <a:fillRect/>
+                          </a:stretch>
+                        </pic:blipFill>
+                        <pic:spPr>
+                          <a:xfrm rot="0">
+                            <a:off x="0" y="0"/>
+                            <a:ext cx="2209800" cy="1171575"/>
+                          </a:xfrm>
+                          <a:prstGeom prst="rect">
+                            <a:avLst/>
+                          </a:prstGeom>
+                        </pic:spPr>
+                      </pic:pic>
+                    </a:graphicData>
+                  </a:graphic>
+                </wp:inline>
+              </w:drawing>
             </w:r>
           </w:p>
         </w:tc>
@@ -3014,6 +3025,7 @@
         <w:tc>
           <w:tcPr>
             <w:tcW w:w="0" w:type="auto"/>
+            <w:tcMar/>
           </w:tcPr>
           <w:p>
             <w:pPr>
@@ -3036,6 +3048,7 @@
         <w:tc>
           <w:tcPr>
             <w:tcW w:w="0" w:type="auto"/>
+            <w:tcMar/>
           </w:tcPr>
           <w:p>
             <w:pPr>
@@ -3058,6 +3071,7 @@
         <w:tc>
           <w:tcPr>
             <w:tcW w:w="0" w:type="auto"/>
+            <w:tcMar/>
           </w:tcPr>
           <w:p>
             <w:pPr>
@@ -3082,6 +3096,7 @@
         <w:tc>
           <w:tcPr>
             <w:tcW w:w="0" w:type="auto"/>
+            <w:tcMar/>
           </w:tcPr>
           <w:p>
             <w:pPr>
@@ -3104,6 +3119,7 @@
         <w:tc>
           <w:tcPr>
             <w:tcW w:w="0" w:type="auto"/>
+            <w:tcMar/>
           </w:tcPr>
           <w:p>
             <w:pPr>
@@ -3153,6 +3169,7 @@
         <w:tc>
           <w:tcPr>
             <w:tcW w:w="0" w:type="auto"/>
+            <w:tcMar/>
           </w:tcPr>
           <w:p>
             <w:pPr>
@@ -3181,7 +3198,7 @@
               </w:rPr>
               <w:t> — ім'я грецького походження (</w:t>
             </w:r>
-            <w:hyperlink r:id="rId9" w:tooltip="Давньогрецька мова" w:history="1">
+            <w:hyperlink w:tooltip="Давньогрецька мова" w:history="1" r:id="rId9">
               <w:r>
                 <w:rPr>
                   <w:rStyle w:val="a5"/>
@@ -3225,6 +3242,7 @@
         <w:tc>
           <w:tcPr>
             <w:tcW w:w="0" w:type="auto"/>
+            <w:tcMar/>
           </w:tcPr>
           <w:p>
             <w:pPr>
@@ -3247,6 +3265,7 @@
         <w:tc>
           <w:tcPr>
             <w:tcW w:w="0" w:type="auto"/>
+            <w:tcMar/>
           </w:tcPr>
           <w:p>
             <w:pPr>
@@ -3269,6 +3288,7 @@
         <w:tc>
           <w:tcPr>
             <w:tcW w:w="0" w:type="auto"/>
+            <w:tcMar/>
           </w:tcPr>
           <w:p>
             <w:pPr>
@@ -3293,6 +3313,7 @@
         <w:tc>
           <w:tcPr>
             <w:tcW w:w="0" w:type="auto"/>
+            <w:tcMar/>
           </w:tcPr>
           <w:p>
             <w:pPr>
@@ -3315,6 +3336,7 @@
         <w:tc>
           <w:tcPr>
             <w:tcW w:w="0" w:type="auto"/>
+            <w:tcMar/>
           </w:tcPr>
           <w:p>
             <w:pPr>
@@ -3337,16 +3359,17 @@
         <w:tc>
           <w:tcPr>
             <w:tcW w:w="0" w:type="auto"/>
-          </w:tcPr>
-          <w:p>
-            <w:pPr>
-              <w:rPr>
-                <w:bCs/>
-                <w:sz w:val="28"/>
-                <w:szCs w:val="28"/>
-              </w:rPr>
-            </w:pPr>
-            <w:hyperlink r:id="rId10" w:history="1">
+            <w:tcMar/>
+          </w:tcPr>
+          <w:p>
+            <w:pPr>
+              <w:rPr>
+                <w:bCs/>
+                <w:sz w:val="28"/>
+                <w:szCs w:val="28"/>
+              </w:rPr>
+            </w:pPr>
+            <w:hyperlink w:history="1" r:id="rId10">
               <w:r>
                 <w:rPr>
                   <w:rStyle w:val="a5"/>
@@ -3382,6 +3405,7 @@
         <w:tc>
           <w:tcPr>
             <w:tcW w:w="0" w:type="auto"/>
+            <w:tcMar/>
           </w:tcPr>
           <w:p>
             <w:pPr>
@@ -3404,6 +3428,7 @@
         <w:tc>
           <w:tcPr>
             <w:tcW w:w="0" w:type="auto"/>
+            <w:tcMar/>
           </w:tcPr>
           <w:p>
             <w:pPr>
@@ -3438,6 +3463,7 @@
         <w:tc>
           <w:tcPr>
             <w:tcW w:w="0" w:type="auto"/>
+            <w:tcMar/>
           </w:tcPr>
           <w:p>
             <w:pPr>
@@ -3459,9 +3485,13 @@
         </w:tc>
       </w:tr>
       <w:tr>
+        <w:trPr>
+          <w:trHeight w:val="4530"/>
+        </w:trPr>
         <w:tc>
           <w:tcPr>
             <w:tcW w:w="0" w:type="auto"/>
+            <w:tcMar/>
           </w:tcPr>
           <w:p>
             <w:pPr>
@@ -3484,6 +3514,7 @@
         <w:tc>
           <w:tcPr>
             <w:tcW w:w="0" w:type="auto"/>
+            <w:tcMar/>
           </w:tcPr>
           <w:p>
             <w:pPr>
@@ -3506,40 +3537,81 @@
         <w:tc>
           <w:tcPr>
             <w:tcW w:w="0" w:type="auto"/>
-          </w:tcPr>
-          <w:p>
-            <w:pPr>
-              <w:rPr>
-                <w:bCs/>
-                <w:sz w:val="28"/>
-                <w:szCs w:val="28"/>
-              </w:rPr>
-            </w:pPr>
-            <w:r>
-              <w:rPr>
-                <w:bCs/>
+            <w:tcMar/>
+          </w:tcPr>
+          <w:p>
+            <w:pPr/>
+            <w:r>
+              <w:rPr>
                 <w:sz w:val="28"/>
                 <w:szCs w:val="28"/>
               </w:rPr>
               <w:t xml:space="preserve">Карл Фрідріх </w:t>
             </w:r>
-            <w:proofErr w:type="spellStart"/>
-            <w:r>
-              <w:rPr>
-                <w:bCs/>
+            <w:r>
+              <w:rPr>
                 <w:sz w:val="28"/>
                 <w:szCs w:val="28"/>
               </w:rPr>
               <w:t>Гаусс</w:t>
             </w:r>
-            <w:proofErr w:type="spellEnd"/>
-            <w:r>
-              <w:rPr>
-                <w:bCs/>
+            <w:r>
+              <w:rPr>
                 <w:sz w:val="28"/>
                 <w:szCs w:val="28"/>
               </w:rPr>
               <w:t xml:space="preserve"> (1777)</w:t>
+            </w:r>
+          </w:p>
+          <w:p>
+            <w:pPr>
+              <w:rPr>
+                <w:sz w:val="28"/>
+                <w:szCs w:val="28"/>
+              </w:rPr>
+            </w:pPr>
+            <w:r>
+              <w:drawing>
+                <wp:inline wp14:editId="18EB6151" wp14:anchorId="1F00CAB2">
+                  <wp:extent cx="2209800" cy="2581275"/>
+                  <wp:effectExtent l="0" t="0" r="0" b="0"/>
+                  <wp:docPr id="106109289" name="drawing"/>
+                  <wp:cNvGraphicFramePr>
+                    <a:graphicFrameLocks noChangeAspect="1"/>
+                  </wp:cNvGraphicFramePr>
+                  <a:graphic>
+                    <a:graphicData xmlns:a="http://schemas.openxmlformats.org/drawingml/2006/main" uri="http://schemas.openxmlformats.org/drawingml/2006/picture">
+                      <pic:pic xmlns:pic="http://schemas.openxmlformats.org/drawingml/2006/picture">
+                        <pic:nvPicPr>
+                          <pic:cNvPr id="106109289" name="Picture 106109289"/>
+                          <pic:cNvPicPr/>
+                        </pic:nvPicPr>
+                        <pic:blipFill>
+                          <a:blip xmlns:r="http://schemas.openxmlformats.org/officeDocument/2006/relationships" r:embed="rId1614199126">
+                            <a:extLst>
+                              <a:ext uri="{28A0092B-C50C-407E-A947-70E740481C1C}">
+                                <a14:useLocalDpi xmlns:a14="http://schemas.microsoft.com/office/drawing/2010/main"/>
+                              </a:ext>
+                            </a:extLst>
+                          </a:blip>
+                          <a:stretch>
+                            <a:fillRect/>
+                          </a:stretch>
+                        </pic:blipFill>
+                        <pic:spPr>
+                          <a:xfrm rot="0">
+                            <a:off x="0" y="0"/>
+                            <a:ext cx="2209800" cy="2581275"/>
+                          </a:xfrm>
+                          <a:prstGeom prst="rect">
+                            <a:avLst/>
+                          </a:prstGeom>
+                        </pic:spPr>
+                      </pic:pic>
+                    </a:graphicData>
+                  </a:graphic>
+                </wp:inline>
+              </w:drawing>
             </w:r>
           </w:p>
         </w:tc>
@@ -3548,6 +3620,7 @@
         <w:tc>
           <w:tcPr>
             <w:tcW w:w="0" w:type="auto"/>
+            <w:tcMar/>
           </w:tcPr>
           <w:p>
             <w:pPr>
@@ -3570,6 +3643,7 @@
         <w:tc>
           <w:tcPr>
             <w:tcW w:w="0" w:type="auto"/>
+            <w:tcMar/>
           </w:tcPr>
           <w:p>
             <w:pPr>
@@ -3621,6 +3695,7 @@
         <w:tc>
           <w:tcPr>
             <w:tcW w:w="0" w:type="auto"/>
+            <w:tcMar/>
           </w:tcPr>
           <w:p>
             <w:pPr>
@@ -4028,6 +4103,13 @@
                 <w:szCs w:val="28"/>
               </w:rPr>
               <w:br/>
+            </w:r>
+            <w:r>
+              <w:rPr>
+                <w:bCs/>
+                <w:sz w:val="28"/>
+                <w:szCs w:val="28"/>
+              </w:rPr>
               <w:t xml:space="preserve">Джерело: </w:t>
             </w:r>
             <w:proofErr w:type="spellStart"/>
@@ -4048,7 +4130,7 @@
               </w:rPr>
               <w:t xml:space="preserve"> – </w:t>
             </w:r>
-            <w:hyperlink r:id="rId11" w:tgtFrame="_new" w:history="1">
+            <w:hyperlink w:tgtFrame="_new" w:history="1" r:id="rId11">
               <w:r>
                 <w:rPr>
                   <w:rStyle w:val="a5"/>
@@ -4412,6 +4494,13 @@
                 <w:szCs w:val="28"/>
               </w:rPr>
               <w:br/>
+            </w:r>
+            <w:r>
+              <w:rPr>
+                <w:bCs/>
+                <w:sz w:val="28"/>
+                <w:szCs w:val="28"/>
+              </w:rPr>
               <w:t xml:space="preserve">Джерело: </w:t>
             </w:r>
             <w:proofErr w:type="spellStart"/>
@@ -4450,7 +4539,7 @@
               </w:rPr>
               <w:t xml:space="preserve"> – </w:t>
             </w:r>
-            <w:hyperlink r:id="rId12" w:tgtFrame="_new" w:history="1">
+            <w:hyperlink w:tgtFrame="_new" w:history="1" r:id="rId12">
               <w:r>
                 <w:rPr>
                   <w:rStyle w:val="a5"/>
@@ -4694,6 +4783,13 @@
                 <w:szCs w:val="28"/>
               </w:rPr>
               <w:br/>
+            </w:r>
+            <w:r>
+              <w:rPr>
+                <w:bCs/>
+                <w:sz w:val="28"/>
+                <w:szCs w:val="28"/>
+              </w:rPr>
               <w:t xml:space="preserve">Джерело: A </w:t>
             </w:r>
             <w:proofErr w:type="spellStart"/>
@@ -4732,7 +4828,7 @@
               </w:rPr>
               <w:t xml:space="preserve"> – </w:t>
             </w:r>
-            <w:hyperlink r:id="rId13" w:tgtFrame="_new" w:history="1">
+            <w:hyperlink w:tgtFrame="_new" w:history="1" r:id="rId13">
               <w:r>
                 <w:rPr>
                   <w:rStyle w:val="a5"/>
@@ -4759,22 +4855,22 @@
         <w:tc>
           <w:tcPr>
             <w:tcW w:w="0" w:type="auto"/>
-          </w:tcPr>
-          <w:p>
-            <w:pPr>
-              <w:rPr>
-                <w:bCs/>
-                <w:sz w:val="28"/>
-                <w:szCs w:val="28"/>
-              </w:rPr>
-            </w:pPr>
-            <w:r>
-              <w:rPr>
-                <w:bCs/>
-                <w:sz w:val="28"/>
-                <w:szCs w:val="28"/>
-              </w:rPr>
-              <w:lastRenderedPageBreak/>
+            <w:tcMar/>
+          </w:tcPr>
+          <w:p>
+            <w:pPr>
+              <w:rPr>
+                <w:bCs/>
+                <w:sz w:val="28"/>
+                <w:szCs w:val="28"/>
+              </w:rPr>
+            </w:pPr>
+            <w:r>
+              <w:rPr>
+                <w:bCs/>
+                <w:sz w:val="28"/>
+                <w:szCs w:val="28"/>
+              </w:rPr>
               <w:t>12</w:t>
             </w:r>
           </w:p>
@@ -4782,6 +4878,7 @@
         <w:tc>
           <w:tcPr>
             <w:tcW w:w="0" w:type="auto"/>
+            <w:tcMar/>
           </w:tcPr>
           <w:p>
             <w:pPr>
@@ -4821,6 +4918,7 @@
         <w:tc>
           <w:tcPr>
             <w:tcW w:w="0" w:type="auto"/>
+            <w:tcMar/>
           </w:tcPr>
           <w:p>
             <w:pPr>
@@ -5048,6 +5146,13 @@
                 <w:szCs w:val="28"/>
               </w:rPr>
               <w:br/>
+            </w:r>
+            <w:r>
+              <w:rPr>
+                <w:bCs/>
+                <w:sz w:val="28"/>
+                <w:szCs w:val="28"/>
+              </w:rPr>
               <w:t xml:space="preserve">Джерело: </w:t>
             </w:r>
             <w:proofErr w:type="spellStart"/>
@@ -5104,7 +5209,7 @@
               </w:rPr>
               <w:t xml:space="preserve"> – </w:t>
             </w:r>
-            <w:hyperlink r:id="rId14" w:tgtFrame="_new" w:history="1">
+            <w:hyperlink w:tgtFrame="_new" w:history="1" r:id="rId14">
               <w:r>
                 <w:rPr>
                   <w:rStyle w:val="a5"/>
@@ -5325,6 +5430,13 @@
                 <w:szCs w:val="28"/>
               </w:rPr>
               <w:br/>
+            </w:r>
+            <w:r>
+              <w:rPr>
+                <w:bCs/>
+                <w:sz w:val="28"/>
+                <w:szCs w:val="28"/>
+              </w:rPr>
               <w:t xml:space="preserve">Джерело: </w:t>
             </w:r>
             <w:proofErr w:type="spellStart"/>
@@ -5345,7 +5457,7 @@
               </w:rPr>
               <w:t xml:space="preserve"> – </w:t>
             </w:r>
-            <w:hyperlink r:id="rId15" w:tgtFrame="_new" w:history="1">
+            <w:hyperlink w:tgtFrame="_new" w:history="1" r:id="rId15">
               <w:r>
                 <w:rPr>
                   <w:rStyle w:val="a5"/>
@@ -5589,6 +5701,13 @@
                 <w:szCs w:val="28"/>
               </w:rPr>
               <w:br/>
+            </w:r>
+            <w:r>
+              <w:rPr>
+                <w:bCs/>
+                <w:sz w:val="28"/>
+                <w:szCs w:val="28"/>
+              </w:rPr>
               <w:t xml:space="preserve">Джерело: </w:t>
             </w:r>
             <w:proofErr w:type="spellStart"/>
@@ -5627,7 +5746,7 @@
               </w:rPr>
               <w:t xml:space="preserve"> – </w:t>
             </w:r>
-            <w:hyperlink r:id="rId16" w:tgtFrame="_new" w:history="1">
+            <w:hyperlink w:tgtFrame="_new" w:history="1" r:id="rId16">
               <w:r>
                 <w:rPr>
                   <w:rStyle w:val="a5"/>
@@ -5680,18 +5799,19 @@
     <w:tbl>
       <w:tblPr>
         <w:tblStyle w:val="a6"/>
-        <w:tblW w:w="0" w:type="auto"/>
+        <w:tblW w:w="8682" w:type="dxa"/>
         <w:tblLook w:val="04A0" w:firstRow="1" w:lastRow="0" w:firstColumn="1" w:lastColumn="0" w:noHBand="0" w:noVBand="1"/>
       </w:tblPr>
       <w:tblGrid>
-        <w:gridCol w:w="503"/>
+        <w:gridCol w:w="567"/>
         <w:gridCol w:w="4351"/>
         <w:gridCol w:w="3764"/>
       </w:tblGrid>
       <w:tr>
         <w:tc>
           <w:tcPr>
-            <w:tcW w:w="0" w:type="auto"/>
+            <w:tcW w:w="567" w:type="dxa"/>
+            <w:tcMar/>
           </w:tcPr>
           <w:p>
             <w:pPr>
@@ -5713,7 +5833,8 @@
         </w:tc>
         <w:tc>
           <w:tcPr>
-            <w:tcW w:w="0" w:type="auto"/>
+            <w:tcW w:w="4351" w:type="dxa"/>
+            <w:tcMar/>
           </w:tcPr>
           <w:p>
             <w:pPr>
@@ -5736,7 +5857,8 @@
         </w:tc>
         <w:tc>
           <w:tcPr>
-            <w:tcW w:w="0" w:type="auto"/>
+            <w:tcW w:w="3764" w:type="dxa"/>
+            <w:tcMar/>
           </w:tcPr>
           <w:p>
             <w:pPr>
@@ -5760,7 +5882,8 @@
       <w:tr>
         <w:tc>
           <w:tcPr>
-            <w:tcW w:w="0" w:type="auto"/>
+            <w:tcW w:w="567" w:type="dxa"/>
+            <w:tcMar/>
           </w:tcPr>
           <w:p>
             <w:pPr>
@@ -5782,7 +5905,8 @@
         </w:tc>
         <w:tc>
           <w:tcPr>
-            <w:tcW w:w="0" w:type="auto"/>
+            <w:tcW w:w="4351" w:type="dxa"/>
+            <w:tcMar/>
           </w:tcPr>
           <w:p>
             <w:pPr>
@@ -5806,7 +5930,8 @@
         </w:tc>
         <w:tc>
           <w:tcPr>
-            <w:tcW w:w="0" w:type="auto"/>
+            <w:tcW w:w="3764" w:type="dxa"/>
+            <w:tcMar/>
           </w:tcPr>
           <w:p>
             <w:pPr>
@@ -5830,7 +5955,8 @@
       <w:tr>
         <w:tc>
           <w:tcPr>
-            <w:tcW w:w="0" w:type="auto"/>
+            <w:tcW w:w="567" w:type="dxa"/>
+            <w:tcMar/>
           </w:tcPr>
           <w:p>
             <w:pPr>
@@ -5852,7 +5978,8 @@
         </w:tc>
         <w:tc>
           <w:tcPr>
-            <w:tcW w:w="0" w:type="auto"/>
+            <w:tcW w:w="4351" w:type="dxa"/>
+            <w:tcMar/>
           </w:tcPr>
           <w:p>
             <w:pPr>
@@ -5876,7 +6003,8 @@
         </w:tc>
         <w:tc>
           <w:tcPr>
-            <w:tcW w:w="0" w:type="auto"/>
+            <w:tcW w:w="3764" w:type="dxa"/>
+            <w:tcMar/>
           </w:tcPr>
           <w:p>
             <w:pPr>
@@ -5910,7 +6038,8 @@
       <w:tr>
         <w:tc>
           <w:tcPr>
-            <w:tcW w:w="0" w:type="auto"/>
+            <w:tcW w:w="567" w:type="dxa"/>
+            <w:tcMar/>
           </w:tcPr>
           <w:p>
             <w:pPr>
@@ -5932,7 +6061,8 @@
         </w:tc>
         <w:tc>
           <w:tcPr>
-            <w:tcW w:w="0" w:type="auto"/>
+            <w:tcW w:w="4351" w:type="dxa"/>
+            <w:tcMar/>
           </w:tcPr>
           <w:p>
             <w:pPr>
@@ -5956,7 +6086,8 @@
         </w:tc>
         <w:tc>
           <w:tcPr>
-            <w:tcW w:w="0" w:type="auto"/>
+            <w:tcW w:w="3764" w:type="dxa"/>
+            <w:tcMar/>
           </w:tcPr>
           <w:p>
             <w:pPr>
@@ -5980,7 +6111,8 @@
       <w:tr>
         <w:tc>
           <w:tcPr>
-            <w:tcW w:w="0" w:type="auto"/>
+            <w:tcW w:w="567" w:type="dxa"/>
+            <w:tcMar/>
           </w:tcPr>
           <w:p>
             <w:pPr>
@@ -6002,7 +6134,8 @@
         </w:tc>
         <w:tc>
           <w:tcPr>
-            <w:tcW w:w="0" w:type="auto"/>
+            <w:tcW w:w="4351" w:type="dxa"/>
+            <w:tcMar/>
           </w:tcPr>
           <w:p>
             <w:pPr>
@@ -6027,7 +6160,8 @@
         </w:tc>
         <w:tc>
           <w:tcPr>
-            <w:tcW w:w="0" w:type="auto"/>
+            <w:tcW w:w="3764" w:type="dxa"/>
+            <w:tcMar/>
           </w:tcPr>
           <w:p>
             <w:pPr>
@@ -6051,7 +6185,8 @@
       <w:tr>
         <w:tc>
           <w:tcPr>
-            <w:tcW w:w="0" w:type="auto"/>
+            <w:tcW w:w="567" w:type="dxa"/>
+            <w:tcMar/>
           </w:tcPr>
           <w:p>
             <w:pPr>
@@ -6073,17 +6208,18 @@
         </w:tc>
         <w:tc>
           <w:tcPr>
-            <w:tcW w:w="0" w:type="auto"/>
-          </w:tcPr>
-          <w:p>
-            <w:pPr>
-              <w:rPr>
-                <w:bCs/>
-                <w:sz w:val="28"/>
-                <w:szCs w:val="28"/>
-              </w:rPr>
-            </w:pPr>
-            <w:hyperlink r:id="rId17" w:history="1">
+            <w:tcW w:w="4351" w:type="dxa"/>
+            <w:tcMar/>
+          </w:tcPr>
+          <w:p>
+            <w:pPr>
+              <w:rPr>
+                <w:bCs/>
+                <w:sz w:val="28"/>
+                <w:szCs w:val="28"/>
+              </w:rPr>
+            </w:pPr>
+            <w:hyperlink w:history="1" r:id="rId17">
               <w:r>
                 <w:rPr>
                   <w:rStyle w:val="a5"/>
@@ -6100,7 +6236,8 @@
         </w:tc>
         <w:tc>
           <w:tcPr>
-            <w:tcW w:w="0" w:type="auto"/>
+            <w:tcW w:w="3764" w:type="dxa"/>
+            <w:tcMar/>
           </w:tcPr>
           <w:p>
             <w:pPr>
@@ -6124,7 +6261,8 @@
       <w:tr>
         <w:tc>
           <w:tcPr>
-            <w:tcW w:w="0" w:type="auto"/>
+            <w:tcW w:w="567" w:type="dxa"/>
+            <w:tcMar/>
           </w:tcPr>
           <w:p>
             <w:pPr>
@@ -6146,7 +6284,8 @@
         </w:tc>
         <w:tc>
           <w:tcPr>
-            <w:tcW w:w="0" w:type="auto"/>
+            <w:tcW w:w="4351" w:type="dxa"/>
+            <w:tcMar/>
           </w:tcPr>
           <w:p>
             <w:pPr>
@@ -6159,7 +6298,7 @@
                 <w:szCs w:val="28"/>
               </w:rPr>
             </w:pPr>
-            <w:hyperlink r:id="rId18" w:history="1">
+            <w:hyperlink w:history="1" r:id="rId18">
               <w:r>
                 <w:rPr>
                   <w:rStyle w:val="a5"/>
@@ -6176,7 +6315,8 @@
         </w:tc>
         <w:tc>
           <w:tcPr>
-            <w:tcW w:w="0" w:type="auto"/>
+            <w:tcW w:w="3764" w:type="dxa"/>
+            <w:tcMar/>
           </w:tcPr>
           <w:p>
             <w:pPr>
@@ -6200,7 +6340,8 @@
       <w:tr>
         <w:tc>
           <w:tcPr>
-            <w:tcW w:w="0" w:type="auto"/>
+            <w:tcW w:w="567" w:type="dxa"/>
+            <w:tcMar/>
           </w:tcPr>
           <w:p>
             <w:pPr>
@@ -6222,7 +6363,8 @@
         </w:tc>
         <w:tc>
           <w:tcPr>
-            <w:tcW w:w="0" w:type="auto"/>
+            <w:tcW w:w="4351" w:type="dxa"/>
+            <w:tcMar/>
           </w:tcPr>
           <w:p>
             <w:pPr>
@@ -6244,7 +6386,8 @@
         </w:tc>
         <w:tc>
           <w:tcPr>
-            <w:tcW w:w="0" w:type="auto"/>
+            <w:tcW w:w="3764" w:type="dxa"/>
+            <w:tcMar/>
           </w:tcPr>
           <w:p>
             <w:pPr>
@@ -6268,7 +6411,8 @@
       <w:tr>
         <w:tc>
           <w:tcPr>
-            <w:tcW w:w="0" w:type="auto"/>
+            <w:tcW w:w="567" w:type="dxa"/>
+            <w:tcMar/>
           </w:tcPr>
           <w:p>
             <w:pPr>
@@ -6290,7 +6434,8 @@
         </w:tc>
         <w:tc>
           <w:tcPr>
-            <w:tcW w:w="0" w:type="auto"/>
+            <w:tcW w:w="4351" w:type="dxa"/>
+            <w:tcMar/>
           </w:tcPr>
           <w:p>
             <w:pPr>
@@ -6318,7 +6463,8 @@
         </w:tc>
         <w:tc>
           <w:tcPr>
-            <w:tcW w:w="0" w:type="auto"/>
+            <w:tcW w:w="3764" w:type="dxa"/>
+            <w:tcMar/>
           </w:tcPr>
           <w:p>
             <w:pPr>
@@ -6342,7 +6488,8 @@
       <w:tr>
         <w:tc>
           <w:tcPr>
-            <w:tcW w:w="0" w:type="auto"/>
+            <w:tcW w:w="567" w:type="dxa"/>
+            <w:tcMar/>
           </w:tcPr>
           <w:p>
             <w:pPr>
@@ -6364,7 +6511,8 @@
         </w:tc>
         <w:tc>
           <w:tcPr>
-            <w:tcW w:w="0" w:type="auto"/>
+            <w:tcW w:w="4351" w:type="dxa"/>
+            <w:tcMar/>
           </w:tcPr>
           <w:p>
             <w:pPr>
@@ -6475,7 +6623,8 @@
         </w:tc>
         <w:tc>
           <w:tcPr>
-            <w:tcW w:w="0" w:type="auto"/>
+            <w:tcW w:w="3764" w:type="dxa"/>
+            <w:tcMar/>
           </w:tcPr>
           <w:p>
             <w:pPr>
@@ -6499,7 +6648,8 @@
       <w:tr>
         <w:tc>
           <w:tcPr>
-            <w:tcW w:w="0" w:type="auto"/>
+            <w:tcW w:w="567" w:type="dxa"/>
+            <w:tcMar/>
           </w:tcPr>
           <w:p>
             <w:pPr>
@@ -6521,17 +6671,18 @@
         </w:tc>
         <w:tc>
           <w:tcPr>
-            <w:tcW w:w="0" w:type="auto"/>
-          </w:tcPr>
-          <w:p>
-            <w:pPr>
-              <w:rPr>
-                <w:bCs/>
-                <w:sz w:val="28"/>
-                <w:szCs w:val="28"/>
-              </w:rPr>
-            </w:pPr>
-            <w:hyperlink r:id="rId19" w:history="1">
+            <w:tcW w:w="4351" w:type="dxa"/>
+            <w:tcMar/>
+          </w:tcPr>
+          <w:p>
+            <w:pPr>
+              <w:rPr>
+                <w:bCs/>
+                <w:sz w:val="28"/>
+                <w:szCs w:val="28"/>
+              </w:rPr>
+            </w:pPr>
+            <w:hyperlink w:history="1" r:id="rId19">
               <w:r>
                 <w:rPr>
                   <w:rStyle w:val="a5"/>
@@ -6548,7 +6699,8 @@
         </w:tc>
         <w:tc>
           <w:tcPr>
-            <w:tcW w:w="0" w:type="auto"/>
+            <w:tcW w:w="3764" w:type="dxa"/>
+            <w:tcMar/>
           </w:tcPr>
           <w:p>
             <w:pPr>
@@ -6572,7 +6724,8 @@
       <w:tr>
         <w:tc>
           <w:tcPr>
-            <w:tcW w:w="0" w:type="auto"/>
+            <w:tcW w:w="567" w:type="dxa"/>
+            <w:tcMar/>
           </w:tcPr>
           <w:p>
             <w:pPr>
@@ -6594,7 +6747,8 @@
         </w:tc>
         <w:tc>
           <w:tcPr>
-            <w:tcW w:w="0" w:type="auto"/>
+            <w:tcW w:w="4351" w:type="dxa"/>
+            <w:tcMar/>
           </w:tcPr>
           <w:p>
             <w:pPr>
@@ -6618,7 +6772,8 @@
         </w:tc>
         <w:tc>
           <w:tcPr>
-            <w:tcW w:w="0" w:type="auto"/>
+            <w:tcW w:w="3764" w:type="dxa"/>
+            <w:tcMar/>
           </w:tcPr>
           <w:p>
             <w:pPr>
@@ -6642,7 +6797,8 @@
       <w:tr>
         <w:tc>
           <w:tcPr>
-            <w:tcW w:w="0" w:type="auto"/>
+            <w:tcW w:w="567" w:type="dxa"/>
+            <w:tcMar/>
           </w:tcPr>
           <w:p>
             <w:pPr>
@@ -6664,7 +6820,8 @@
         </w:tc>
         <w:tc>
           <w:tcPr>
-            <w:tcW w:w="0" w:type="auto"/>
+            <w:tcW w:w="4351" w:type="dxa"/>
+            <w:tcMar/>
           </w:tcPr>
           <w:p>
             <w:pPr>
@@ -6688,7 +6845,8 @@
         </w:tc>
         <w:tc>
           <w:tcPr>
-            <w:tcW w:w="0" w:type="auto"/>
+            <w:tcW w:w="3764" w:type="dxa"/>
+            <w:tcMar/>
           </w:tcPr>
           <w:p>
             <w:pPr>
@@ -6712,7 +6870,8 @@
       <w:tr>
         <w:tc>
           <w:tcPr>
-            <w:tcW w:w="0" w:type="auto"/>
+            <w:tcW w:w="567" w:type="dxa"/>
+            <w:tcMar/>
           </w:tcPr>
           <w:p>
             <w:pPr>
@@ -6734,7 +6893,8 @@
         </w:tc>
         <w:tc>
           <w:tcPr>
-            <w:tcW w:w="0" w:type="auto"/>
+            <w:tcW w:w="4351" w:type="dxa"/>
+            <w:tcMar/>
           </w:tcPr>
           <w:p>
             <w:pPr>
@@ -6758,7 +6918,8 @@
         </w:tc>
         <w:tc>
           <w:tcPr>
-            <w:tcW w:w="0" w:type="auto"/>
+            <w:tcW w:w="3764" w:type="dxa"/>
+            <w:tcMar/>
           </w:tcPr>
           <w:p>
             <w:pPr>
@@ -6782,7 +6943,8 @@
       <w:tr>
         <w:tc>
           <w:tcPr>
-            <w:tcW w:w="0" w:type="auto"/>
+            <w:tcW w:w="567" w:type="dxa"/>
+            <w:tcMar/>
           </w:tcPr>
           <w:p>
             <w:pPr>
@@ -6804,7 +6966,8 @@
         </w:tc>
         <w:tc>
           <w:tcPr>
-            <w:tcW w:w="0" w:type="auto"/>
+            <w:tcW w:w="4351" w:type="dxa"/>
+            <w:tcMar/>
           </w:tcPr>
           <w:p>
             <w:pPr>
@@ -6841,7 +7004,8 @@
         </w:tc>
         <w:tc>
           <w:tcPr>
-            <w:tcW w:w="0" w:type="auto"/>
+            <w:tcW w:w="3764" w:type="dxa"/>
+            <w:tcMar/>
           </w:tcPr>
           <w:p>
             <w:pPr>
@@ -6865,7 +7029,8 @@
       <w:tr>
         <w:tc>
           <w:tcPr>
-            <w:tcW w:w="0" w:type="auto"/>
+            <w:tcW w:w="567" w:type="dxa"/>
+            <w:tcMar/>
           </w:tcPr>
           <w:p>
             <w:pPr>
@@ -6887,7 +7052,8 @@
         </w:tc>
         <w:tc>
           <w:tcPr>
-            <w:tcW w:w="0" w:type="auto"/>
+            <w:tcW w:w="4351" w:type="dxa"/>
+            <w:tcMar/>
           </w:tcPr>
           <w:p>
             <w:pPr>
@@ -6911,7 +7077,8 @@
         </w:tc>
         <w:tc>
           <w:tcPr>
-            <w:tcW w:w="0" w:type="auto"/>
+            <w:tcW w:w="3764" w:type="dxa"/>
+            <w:tcMar/>
           </w:tcPr>
           <w:p>
             <w:pPr>
@@ -6935,7 +7102,8 @@
       <w:tr>
         <w:tc>
           <w:tcPr>
-            <w:tcW w:w="0" w:type="auto"/>
+            <w:tcW w:w="567" w:type="dxa"/>
+            <w:tcMar/>
           </w:tcPr>
           <w:p>
             <w:pPr>
@@ -6957,7 +7125,8 @@
         </w:tc>
         <w:tc>
           <w:tcPr>
-            <w:tcW w:w="0" w:type="auto"/>
+            <w:tcW w:w="4351" w:type="dxa"/>
+            <w:tcMar/>
           </w:tcPr>
           <w:p>
             <w:pPr>
@@ -6970,7 +7139,7 @@
                 <w:szCs w:val="28"/>
               </w:rPr>
             </w:pPr>
-            <w:hyperlink r:id="rId20" w:history="1">
+            <w:hyperlink w:history="1" r:id="rId20">
               <w:r>
                 <w:rPr>
                   <w:rStyle w:val="a5"/>
@@ -6996,7 +7165,8 @@
         </w:tc>
         <w:tc>
           <w:tcPr>
-            <w:tcW w:w="0" w:type="auto"/>
+            <w:tcW w:w="3764" w:type="dxa"/>
+            <w:tcMar/>
           </w:tcPr>
           <w:p>
             <w:pPr>
@@ -7020,7 +7190,8 @@
       <w:tr>
         <w:tc>
           <w:tcPr>
-            <w:tcW w:w="0" w:type="auto"/>
+            <w:tcW w:w="567" w:type="dxa"/>
+            <w:tcMar/>
           </w:tcPr>
           <w:p>
             <w:pPr>
@@ -7042,7 +7213,8 @@
         </w:tc>
         <w:tc>
           <w:tcPr>
-            <w:tcW w:w="0" w:type="auto"/>
+            <w:tcW w:w="4351" w:type="dxa"/>
+            <w:tcMar/>
           </w:tcPr>
           <w:p>
             <w:pPr>
@@ -7066,7 +7238,8 @@
         </w:tc>
         <w:tc>
           <w:tcPr>
-            <w:tcW w:w="0" w:type="auto"/>
+            <w:tcW w:w="3764" w:type="dxa"/>
+            <w:tcMar/>
           </w:tcPr>
           <w:p>
             <w:pPr>
@@ -7090,7 +7263,8 @@
       <w:tr>
         <w:tc>
           <w:tcPr>
-            <w:tcW w:w="0" w:type="auto"/>
+            <w:tcW w:w="567" w:type="dxa"/>
+            <w:tcMar/>
           </w:tcPr>
           <w:p>
             <w:pPr>
@@ -7112,17 +7286,18 @@
         </w:tc>
         <w:tc>
           <w:tcPr>
-            <w:tcW w:w="0" w:type="auto"/>
-          </w:tcPr>
-          <w:p>
-            <w:pPr>
-              <w:rPr>
-                <w:bCs/>
-                <w:sz w:val="28"/>
-                <w:szCs w:val="28"/>
-              </w:rPr>
-            </w:pPr>
-            <w:hyperlink r:id="rId21" w:history="1">
+            <w:tcW w:w="4351" w:type="dxa"/>
+            <w:tcMar/>
+          </w:tcPr>
+          <w:p>
+            <w:pPr>
+              <w:rPr>
+                <w:bCs/>
+                <w:sz w:val="28"/>
+                <w:szCs w:val="28"/>
+              </w:rPr>
+            </w:pPr>
+            <w:hyperlink w:history="1" r:id="rId21">
               <w:r>
                 <w:rPr>
                   <w:rStyle w:val="a5"/>
@@ -7236,7 +7411,8 @@
         </w:tc>
         <w:tc>
           <w:tcPr>
-            <w:tcW w:w="0" w:type="auto"/>
+            <w:tcW w:w="3764" w:type="dxa"/>
+            <w:tcMar/>
           </w:tcPr>
           <w:p>
             <w:pPr>
@@ -7260,7 +7436,8 @@
       <w:tr>
         <w:tc>
           <w:tcPr>
-            <w:tcW w:w="0" w:type="auto"/>
+            <w:tcW w:w="567" w:type="dxa"/>
+            <w:tcMar/>
           </w:tcPr>
           <w:p>
             <w:pPr>
@@ -7282,7 +7459,8 @@
         </w:tc>
         <w:tc>
           <w:tcPr>
-            <w:tcW w:w="0" w:type="auto"/>
+            <w:tcW w:w="4351" w:type="dxa"/>
+            <w:tcMar/>
           </w:tcPr>
           <w:p>
             <w:pPr>
@@ -7405,7 +7583,8 @@
         </w:tc>
         <w:tc>
           <w:tcPr>
-            <w:tcW w:w="0" w:type="auto"/>
+            <w:tcW w:w="3764" w:type="dxa"/>
+            <w:tcMar/>
           </w:tcPr>
           <w:p>
             <w:pPr>
@@ -7429,7 +7608,8 @@
       <w:tr>
         <w:tc>
           <w:tcPr>
-            <w:tcW w:w="0" w:type="auto"/>
+            <w:tcW w:w="567" w:type="dxa"/>
+            <w:tcMar/>
           </w:tcPr>
           <w:p>
             <w:pPr>
@@ -7451,7 +7631,8 @@
         </w:tc>
         <w:tc>
           <w:tcPr>
-            <w:tcW w:w="0" w:type="auto"/>
+            <w:tcW w:w="4351" w:type="dxa"/>
+            <w:tcMar/>
           </w:tcPr>
           <w:p>
             <w:pPr>
@@ -7489,7 +7670,8 @@
         </w:tc>
         <w:tc>
           <w:tcPr>
-            <w:tcW w:w="0" w:type="auto"/>
+            <w:tcW w:w="3764" w:type="dxa"/>
+            <w:tcMar/>
           </w:tcPr>
           <w:p>
             <w:pPr>
@@ -7513,40 +7695,41 @@
       <w:tr>
         <w:tc>
           <w:tcPr>
-            <w:tcW w:w="0" w:type="auto"/>
-          </w:tcPr>
-          <w:p>
-            <w:pPr>
-              <w:rPr>
-                <w:bCs/>
-                <w:sz w:val="28"/>
-                <w:szCs w:val="28"/>
-              </w:rPr>
-            </w:pPr>
-            <w:r>
-              <w:rPr>
-                <w:bCs/>
-                <w:sz w:val="28"/>
-                <w:szCs w:val="28"/>
-              </w:rPr>
-              <w:lastRenderedPageBreak/>
+            <w:tcW w:w="567" w:type="dxa"/>
+            <w:tcMar/>
+          </w:tcPr>
+          <w:p>
+            <w:pPr>
+              <w:rPr>
+                <w:bCs/>
+                <w:sz w:val="28"/>
+                <w:szCs w:val="28"/>
+              </w:rPr>
+            </w:pPr>
+            <w:r>
+              <w:rPr>
+                <w:bCs/>
+                <w:sz w:val="28"/>
+                <w:szCs w:val="28"/>
+              </w:rPr>
               <w:t>21</w:t>
             </w:r>
           </w:p>
         </w:tc>
         <w:tc>
           <w:tcPr>
-            <w:tcW w:w="0" w:type="auto"/>
-          </w:tcPr>
-          <w:p>
-            <w:pPr>
-              <w:rPr>
-                <w:bCs/>
-                <w:sz w:val="28"/>
-                <w:szCs w:val="28"/>
-              </w:rPr>
-            </w:pPr>
-            <w:hyperlink r:id="rId22" w:history="1">
+            <w:tcW w:w="4351" w:type="dxa"/>
+            <w:tcMar/>
+          </w:tcPr>
+          <w:p>
+            <w:pPr>
+              <w:rPr>
+                <w:bCs/>
+                <w:sz w:val="28"/>
+                <w:szCs w:val="28"/>
+              </w:rPr>
+            </w:pPr>
+            <w:hyperlink w:history="1" r:id="rId22">
               <w:r>
                 <w:rPr>
                   <w:rStyle w:val="a5"/>
@@ -7563,7 +7746,8 @@
         </w:tc>
         <w:tc>
           <w:tcPr>
-            <w:tcW w:w="0" w:type="auto"/>
+            <w:tcW w:w="3764" w:type="dxa"/>
+            <w:tcMar/>
           </w:tcPr>
           <w:p>
             <w:pPr>
@@ -7597,7 +7781,8 @@
       <w:tr>
         <w:tc>
           <w:tcPr>
-            <w:tcW w:w="0" w:type="auto"/>
+            <w:tcW w:w="567" w:type="dxa"/>
+            <w:tcMar/>
           </w:tcPr>
           <w:p>
             <w:pPr>
@@ -7619,7 +7804,8 @@
         </w:tc>
         <w:tc>
           <w:tcPr>
-            <w:tcW w:w="0" w:type="auto"/>
+            <w:tcW w:w="4351" w:type="dxa"/>
+            <w:tcMar/>
           </w:tcPr>
           <w:p>
             <w:pPr>
@@ -7655,7 +7841,8 @@
         </w:tc>
         <w:tc>
           <w:tcPr>
-            <w:tcW w:w="0" w:type="auto"/>
+            <w:tcW w:w="3764" w:type="dxa"/>
+            <w:tcMar/>
           </w:tcPr>
           <w:p>
             <w:pPr>
@@ -7679,7 +7866,8 @@
       <w:tr>
         <w:tc>
           <w:tcPr>
-            <w:tcW w:w="0" w:type="auto"/>
+            <w:tcW w:w="567" w:type="dxa"/>
+            <w:tcMar/>
           </w:tcPr>
           <w:p>
             <w:pPr>
@@ -7701,17 +7889,18 @@
         </w:tc>
         <w:tc>
           <w:tcPr>
-            <w:tcW w:w="0" w:type="auto"/>
-          </w:tcPr>
-          <w:p>
-            <w:pPr>
-              <w:rPr>
-                <w:bCs/>
-                <w:sz w:val="28"/>
-                <w:szCs w:val="28"/>
-              </w:rPr>
-            </w:pPr>
-            <w:hyperlink r:id="rId23" w:history="1">
+            <w:tcW w:w="4351" w:type="dxa"/>
+            <w:tcMar/>
+          </w:tcPr>
+          <w:p>
+            <w:pPr>
+              <w:rPr>
+                <w:bCs/>
+                <w:sz w:val="28"/>
+                <w:szCs w:val="28"/>
+              </w:rPr>
+            </w:pPr>
+            <w:hyperlink w:history="1" r:id="rId23">
               <w:r>
                 <w:rPr>
                   <w:rStyle w:val="a5"/>
@@ -7728,7 +7917,8 @@
         </w:tc>
         <w:tc>
           <w:tcPr>
-            <w:tcW w:w="0" w:type="auto"/>
+            <w:tcW w:w="3764" w:type="dxa"/>
+            <w:tcMar/>
           </w:tcPr>
           <w:p>
             <w:pPr>
@@ -7752,7 +7942,8 @@
       <w:tr>
         <w:tc>
           <w:tcPr>
-            <w:tcW w:w="0" w:type="auto"/>
+            <w:tcW w:w="567" w:type="dxa"/>
+            <w:tcMar/>
           </w:tcPr>
           <w:p>
             <w:pPr>
@@ -7774,17 +7965,18 @@
         </w:tc>
         <w:tc>
           <w:tcPr>
-            <w:tcW w:w="0" w:type="auto"/>
-          </w:tcPr>
-          <w:p>
-            <w:pPr>
-              <w:rPr>
-                <w:bCs/>
-                <w:sz w:val="28"/>
-                <w:szCs w:val="28"/>
-              </w:rPr>
-            </w:pPr>
-            <w:hyperlink r:id="rId24" w:history="1">
+            <w:tcW w:w="4351" w:type="dxa"/>
+            <w:tcMar/>
+          </w:tcPr>
+          <w:p>
+            <w:pPr>
+              <w:rPr>
+                <w:bCs/>
+                <w:sz w:val="28"/>
+                <w:szCs w:val="28"/>
+              </w:rPr>
+            </w:pPr>
+            <w:hyperlink w:history="1" r:id="rId24">
               <w:r>
                 <w:rPr>
                   <w:rStyle w:val="a5"/>
@@ -7801,7 +7993,8 @@
         </w:tc>
         <w:tc>
           <w:tcPr>
-            <w:tcW w:w="0" w:type="auto"/>
+            <w:tcW w:w="3764" w:type="dxa"/>
+            <w:tcMar/>
           </w:tcPr>
           <w:p>
             <w:pPr>
@@ -7825,7 +8018,8 @@
       <w:tr>
         <w:tc>
           <w:tcPr>
-            <w:tcW w:w="0" w:type="auto"/>
+            <w:tcW w:w="567" w:type="dxa"/>
+            <w:tcMar/>
           </w:tcPr>
           <w:p>
             <w:pPr>
@@ -7847,7 +8041,8 @@
         </w:tc>
         <w:tc>
           <w:tcPr>
-            <w:tcW w:w="0" w:type="auto"/>
+            <w:tcW w:w="4351" w:type="dxa"/>
+            <w:tcMar/>
           </w:tcPr>
           <w:p>
             <w:pPr>
@@ -7970,7 +8165,8 @@
         </w:tc>
         <w:tc>
           <w:tcPr>
-            <w:tcW w:w="0" w:type="auto"/>
+            <w:tcW w:w="3764" w:type="dxa"/>
+            <w:tcMar/>
           </w:tcPr>
           <w:p>
             <w:pPr>
@@ -7994,7 +8190,8 @@
       <w:tr>
         <w:tc>
           <w:tcPr>
-            <w:tcW w:w="0" w:type="auto"/>
+            <w:tcW w:w="567" w:type="dxa"/>
+            <w:tcMar/>
           </w:tcPr>
           <w:p>
             <w:pPr>
@@ -8016,7 +8213,8 @@
         </w:tc>
         <w:tc>
           <w:tcPr>
-            <w:tcW w:w="0" w:type="auto"/>
+            <w:tcW w:w="4351" w:type="dxa"/>
+            <w:tcMar/>
           </w:tcPr>
           <w:p>
             <w:pPr>
@@ -8030,7 +8228,7 @@
                 <w:lang w:val="en-US"/>
               </w:rPr>
             </w:pPr>
-            <w:hyperlink r:id="rId25" w:history="1">
+            <w:hyperlink w:history="1" r:id="rId25">
               <w:r>
                 <w:rPr>
                   <w:rStyle w:val="a5"/>
@@ -8057,7 +8255,8 @@
         </w:tc>
         <w:tc>
           <w:tcPr>
-            <w:tcW w:w="0" w:type="auto"/>
+            <w:tcW w:w="3764" w:type="dxa"/>
+            <w:tcMar/>
           </w:tcPr>
           <w:p>
             <w:pPr>
@@ -8081,7 +8280,8 @@
       <w:tr>
         <w:tc>
           <w:tcPr>
-            <w:tcW w:w="0" w:type="auto"/>
+            <w:tcW w:w="567" w:type="dxa"/>
+            <w:tcMar/>
           </w:tcPr>
           <w:p>
             <w:pPr>
@@ -8103,7 +8303,8 @@
         </w:tc>
         <w:tc>
           <w:tcPr>
-            <w:tcW w:w="0" w:type="auto"/>
+            <w:tcW w:w="4351" w:type="dxa"/>
+            <w:tcMar/>
           </w:tcPr>
           <w:p>
             <w:pPr>
@@ -8216,7 +8417,8 @@
         </w:tc>
         <w:tc>
           <w:tcPr>
-            <w:tcW w:w="0" w:type="auto"/>
+            <w:tcW w:w="3764" w:type="dxa"/>
+            <w:tcMar/>
           </w:tcPr>
           <w:p>
             <w:pPr>
@@ -8240,7 +8442,8 @@
       <w:tr>
         <w:tc>
           <w:tcPr>
-            <w:tcW w:w="0" w:type="auto"/>
+            <w:tcW w:w="567" w:type="dxa"/>
+            <w:tcMar/>
           </w:tcPr>
           <w:p>
             <w:pPr>
@@ -8262,7 +8465,8 @@
         </w:tc>
         <w:tc>
           <w:tcPr>
-            <w:tcW w:w="0" w:type="auto"/>
+            <w:tcW w:w="4351" w:type="dxa"/>
+            <w:tcMar/>
           </w:tcPr>
           <w:p>
             <w:pPr>
@@ -8287,7 +8491,8 @@
         </w:tc>
         <w:tc>
           <w:tcPr>
-            <w:tcW w:w="0" w:type="auto"/>
+            <w:tcW w:w="3764" w:type="dxa"/>
+            <w:tcMar/>
           </w:tcPr>
           <w:p>
             <w:pPr>
@@ -8329,7 +8534,8 @@
       <w:tr>
         <w:tc>
           <w:tcPr>
-            <w:tcW w:w="0" w:type="auto"/>
+            <w:tcW w:w="567" w:type="dxa"/>
+            <w:tcMar/>
           </w:tcPr>
           <w:p>
             <w:pPr>
@@ -8351,7 +8557,8 @@
         </w:tc>
         <w:tc>
           <w:tcPr>
-            <w:tcW w:w="0" w:type="auto"/>
+            <w:tcW w:w="4351" w:type="dxa"/>
+            <w:tcMar/>
           </w:tcPr>
           <w:p>
             <w:pPr>
@@ -8376,7 +8583,8 @@
         </w:tc>
         <w:tc>
           <w:tcPr>
-            <w:tcW w:w="0" w:type="auto"/>
+            <w:tcW w:w="3764" w:type="dxa"/>
+            <w:tcMar/>
           </w:tcPr>
           <w:p>
             <w:pPr>
@@ -8400,7 +8608,8 @@
       <w:tr>
         <w:tc>
           <w:tcPr>
-            <w:tcW w:w="0" w:type="auto"/>
+            <w:tcW w:w="567" w:type="dxa"/>
+            <w:tcMar/>
           </w:tcPr>
           <w:p>
             <w:pPr>
@@ -8422,7 +8631,8 @@
         </w:tc>
         <w:tc>
           <w:tcPr>
-            <w:tcW w:w="0" w:type="auto"/>
+            <w:tcW w:w="4351" w:type="dxa"/>
+            <w:tcMar/>
           </w:tcPr>
           <w:p>
             <w:pPr>
@@ -8447,7 +8657,8 @@
         </w:tc>
         <w:tc>
           <w:tcPr>
-            <w:tcW w:w="0" w:type="auto"/>
+            <w:tcW w:w="3764" w:type="dxa"/>
+            <w:tcMar/>
           </w:tcPr>
           <w:p>
             <w:pPr>
@@ -8471,7 +8682,8 @@
       <w:tr>
         <w:tc>
           <w:tcPr>
-            <w:tcW w:w="0" w:type="auto"/>
+            <w:tcW w:w="567" w:type="dxa"/>
+            <w:tcMar/>
           </w:tcPr>
           <w:p>
             <w:pPr>
@@ -8493,7 +8705,8 @@
         </w:tc>
         <w:tc>
           <w:tcPr>
-            <w:tcW w:w="0" w:type="auto"/>
+            <w:tcW w:w="4351" w:type="dxa"/>
+            <w:tcMar/>
           </w:tcPr>
           <w:p>
             <w:pPr>
@@ -8614,7 +8827,8 @@
         </w:tc>
         <w:tc>
           <w:tcPr>
-            <w:tcW w:w="0" w:type="auto"/>
+            <w:tcW w:w="3764" w:type="dxa"/>
+            <w:tcMar/>
           </w:tcPr>
           <w:p>
             <w:pPr>
@@ -8658,12 +8872,12 @@
       <w:tblPr>
         <w:tblW w:w="0" w:type="dxa"/>
         <w:tblBorders>
-          <w:top w:val="single" w:sz="4" w:space="0" w:color="auto"/>
-          <w:left w:val="single" w:sz="4" w:space="0" w:color="auto"/>
-          <w:bottom w:val="single" w:sz="4" w:space="0" w:color="auto"/>
-          <w:right w:val="single" w:sz="4" w:space="0" w:color="auto"/>
-          <w:insideH w:val="single" w:sz="4" w:space="0" w:color="auto"/>
-          <w:insideV w:val="single" w:sz="4" w:space="0" w:color="auto"/>
+          <w:top w:val="single" w:color="auto" w:sz="4" w:space="0"/>
+          <w:left w:val="single" w:color="auto" w:sz="4" w:space="0"/>
+          <w:bottom w:val="single" w:color="auto" w:sz="4" w:space="0"/>
+          <w:right w:val="single" w:color="auto" w:sz="4" w:space="0"/>
+          <w:insideH w:val="single" w:color="auto" w:sz="4" w:space="0"/>
+          <w:insideV w:val="single" w:color="auto" w:sz="4" w:space="0"/>
         </w:tblBorders>
         <w:tblLayout w:type="fixed"/>
         <w:tblCellMar>
@@ -8681,7 +8895,7 @@
       </w:tblGrid>
       <w:tr>
         <w:trPr>
-          <w:trHeight w:val="315"/>
+          <w:trHeight w:val="300"/>
         </w:trPr>
         <w:tc>
           <w:tcPr>
@@ -11398,7 +11612,6 @@
                 <w:sz w:val="24"/>
                 <w:szCs w:val="24"/>
               </w:rPr>
-              <w:lastRenderedPageBreak/>
               <w:t>17</w:t>
             </w:r>
           </w:p>
@@ -12768,7 +12981,7 @@
       </w:tr>
       <w:tr>
         <w:trPr>
-          <w:trHeight w:val="315"/>
+          <w:trHeight w:val="567"/>
         </w:trPr>
         <w:tc>
           <w:tcPr>
@@ -13673,7 +13886,7 @@
       </w:pPr>
     </w:p>
     <w:sectPr>
-      <w:pgSz w:w="11906" w:h="16838"/>
+      <w:pgSz w:w="11906" w:h="16838" w:orient="portrait"/>
       <w:pgMar w:top="850" w:right="850" w:bottom="850" w:left="1417" w:header="708" w:footer="708" w:gutter="0"/>
       <w:cols w:space="708"/>
       <w:docGrid w:linePitch="360"/>
@@ -14036,11 +14249,11 @@
 </file>
 
 <file path=word/styles.xml><?xml version="1.0" encoding="utf-8"?>
-<w:styles xmlns:mc="http://schemas.openxmlformats.org/markup-compatibility/2006" xmlns:r="http://schemas.openxmlformats.org/officeDocument/2006/relationships" xmlns:w="http://schemas.openxmlformats.org/wordprocessingml/2006/main" xmlns:w14="http://schemas.microsoft.com/office/word/2010/wordml" xmlns:w15="http://schemas.microsoft.com/office/word/2012/wordml" xmlns:w16cex="http://schemas.microsoft.com/office/word/2018/wordml/cex" xmlns:w16cid="http://schemas.microsoft.com/office/word/2016/wordml/cid" xmlns:w16="http://schemas.microsoft.com/office/word/2018/wordml" xmlns:w16du="http://schemas.microsoft.com/office/word/2023/wordml/word16du" xmlns:w16sdtdh="http://schemas.microsoft.com/office/word/2020/wordml/sdtdatahash" xmlns:w16sdtfl="http://schemas.microsoft.com/office/word/2024/wordml/sdtformatlock" xmlns:w16se="http://schemas.microsoft.com/office/word/2015/wordml/symex" mc:Ignorable="w14 w15 w16se w16cid w16 w16cex w16sdtdh w16sdtfl w16du">
+<w:styles xmlns:wp14="http://schemas.microsoft.com/office/word/2010/wordprocessingDrawing" xmlns:mc="http://schemas.openxmlformats.org/markup-compatibility/2006" xmlns:r="http://schemas.openxmlformats.org/officeDocument/2006/relationships" xmlns:w="http://schemas.openxmlformats.org/wordprocessingml/2006/main" xmlns:w14="http://schemas.microsoft.com/office/word/2010/wordml" xmlns:w15="http://schemas.microsoft.com/office/word/2012/wordml" xmlns:w16cex="http://schemas.microsoft.com/office/word/2018/wordml/cex" xmlns:w16cid="http://schemas.microsoft.com/office/word/2016/wordml/cid" xmlns:w16="http://schemas.microsoft.com/office/word/2018/wordml" xmlns:w16du="http://schemas.microsoft.com/office/word/2023/wordml/word16du" xmlns:w16sdtdh="http://schemas.microsoft.com/office/word/2020/wordml/sdtdatahash" xmlns:w16sdtfl="http://schemas.microsoft.com/office/word/2024/wordml/sdtformatlock" xmlns:w16se="http://schemas.microsoft.com/office/word/2015/wordml/symex" mc:Ignorable="w14 w15 w16se w16cid w16 w16cex w16sdtdh w16sdtfl w16du wp14">
   <w:docDefaults>
     <w:rPrDefault>
       <w:rPr>
-        <w:rFonts w:asciiTheme="minorHAnsi" w:eastAsiaTheme="minorHAnsi" w:hAnsiTheme="minorHAnsi" w:cstheme="minorBidi"/>
+        <w:rFonts w:asciiTheme="minorHAnsi" w:hAnsiTheme="minorHAnsi" w:eastAsiaTheme="minorHAnsi" w:cstheme="minorBidi"/>
         <w:sz w:val="22"/>
         <w:szCs w:val="22"/>
         <w:lang w:val="uk-UA" w:eastAsia="en-US" w:bidi="ar-SA"/>
@@ -14055,14 +14268,14 @@
   <w:latentStyles w:defLockedState="0" w:defUIPriority="99" w:defSemiHidden="0" w:defUnhideWhenUsed="0" w:defQFormat="0" w:count="376">
     <w:lsdException w:name="Normal" w:uiPriority="0" w:qFormat="1"/>
     <w:lsdException w:name="heading 1" w:uiPriority="9" w:qFormat="1"/>
-    <w:lsdException w:name="heading 2" w:semiHidden="1" w:uiPriority="9" w:unhideWhenUsed="1" w:qFormat="1"/>
-    <w:lsdException w:name="heading 3" w:semiHidden="1" w:uiPriority="9" w:unhideWhenUsed="1" w:qFormat="1"/>
-    <w:lsdException w:name="heading 4" w:semiHidden="1" w:uiPriority="9" w:unhideWhenUsed="1" w:qFormat="1"/>
-    <w:lsdException w:name="heading 5" w:semiHidden="1" w:uiPriority="9" w:unhideWhenUsed="1" w:qFormat="1"/>
-    <w:lsdException w:name="heading 6" w:semiHidden="1" w:uiPriority="9" w:unhideWhenUsed="1" w:qFormat="1"/>
-    <w:lsdException w:name="heading 7" w:semiHidden="1" w:uiPriority="9" w:unhideWhenUsed="1" w:qFormat="1"/>
-    <w:lsdException w:name="heading 8" w:semiHidden="1" w:uiPriority="9" w:unhideWhenUsed="1" w:qFormat="1"/>
-    <w:lsdException w:name="heading 9" w:semiHidden="1" w:uiPriority="9" w:unhideWhenUsed="1" w:qFormat="1"/>
+    <w:lsdException w:name="heading 2" w:uiPriority="9" w:semiHidden="1" w:unhideWhenUsed="1" w:qFormat="1"/>
+    <w:lsdException w:name="heading 3" w:uiPriority="9" w:semiHidden="1" w:unhideWhenUsed="1" w:qFormat="1"/>
+    <w:lsdException w:name="heading 4" w:uiPriority="9" w:semiHidden="1" w:unhideWhenUsed="1" w:qFormat="1"/>
+    <w:lsdException w:name="heading 5" w:uiPriority="9" w:semiHidden="1" w:unhideWhenUsed="1" w:qFormat="1"/>
+    <w:lsdException w:name="heading 6" w:uiPriority="9" w:semiHidden="1" w:unhideWhenUsed="1" w:qFormat="1"/>
+    <w:lsdException w:name="heading 7" w:uiPriority="9" w:semiHidden="1" w:unhideWhenUsed="1" w:qFormat="1"/>
+    <w:lsdException w:name="heading 8" w:uiPriority="9" w:semiHidden="1" w:unhideWhenUsed="1" w:qFormat="1"/>
+    <w:lsdException w:name="heading 9" w:uiPriority="9" w:semiHidden="1" w:unhideWhenUsed="1" w:qFormat="1"/>
     <w:lsdException w:name="index 1" w:semiHidden="1" w:unhideWhenUsed="1"/>
     <w:lsdException w:name="index 2" w:semiHidden="1" w:unhideWhenUsed="1"/>
     <w:lsdException w:name="index 3" w:semiHidden="1" w:unhideWhenUsed="1"/>
@@ -14072,22 +14285,22 @@
     <w:lsdException w:name="index 7" w:semiHidden="1" w:unhideWhenUsed="1"/>
     <w:lsdException w:name="index 8" w:semiHidden="1" w:unhideWhenUsed="1"/>
     <w:lsdException w:name="index 9" w:semiHidden="1" w:unhideWhenUsed="1"/>
-    <w:lsdException w:name="toc 1" w:semiHidden="1" w:uiPriority="39" w:unhideWhenUsed="1"/>
-    <w:lsdException w:name="toc 2" w:semiHidden="1" w:uiPriority="39" w:unhideWhenUsed="1"/>
-    <w:lsdException w:name="toc 3" w:semiHidden="1" w:uiPriority="39" w:unhideWhenUsed="1"/>
-    <w:lsdException w:name="toc 4" w:semiHidden="1" w:uiPriority="39" w:unhideWhenUsed="1"/>
-    <w:lsdException w:name="toc 5" w:semiHidden="1" w:uiPriority="39" w:unhideWhenUsed="1"/>
-    <w:lsdException w:name="toc 6" w:semiHidden="1" w:uiPriority="39" w:unhideWhenUsed="1"/>
-    <w:lsdException w:name="toc 7" w:semiHidden="1" w:uiPriority="39" w:unhideWhenUsed="1"/>
-    <w:lsdException w:name="toc 8" w:semiHidden="1" w:uiPriority="39" w:unhideWhenUsed="1"/>
-    <w:lsdException w:name="toc 9" w:semiHidden="1" w:uiPriority="39" w:unhideWhenUsed="1"/>
+    <w:lsdException w:name="toc 1" w:uiPriority="39" w:semiHidden="1" w:unhideWhenUsed="1"/>
+    <w:lsdException w:name="toc 2" w:uiPriority="39" w:semiHidden="1" w:unhideWhenUsed="1"/>
+    <w:lsdException w:name="toc 3" w:uiPriority="39" w:semiHidden="1" w:unhideWhenUsed="1"/>
+    <w:lsdException w:name="toc 4" w:uiPriority="39" w:semiHidden="1" w:unhideWhenUsed="1"/>
+    <w:lsdException w:name="toc 5" w:uiPriority="39" w:semiHidden="1" w:unhideWhenUsed="1"/>
+    <w:lsdException w:name="toc 6" w:uiPriority="39" w:semiHidden="1" w:unhideWhenUsed="1"/>
+    <w:lsdException w:name="toc 7" w:uiPriority="39" w:semiHidden="1" w:unhideWhenUsed="1"/>
+    <w:lsdException w:name="toc 8" w:uiPriority="39" w:semiHidden="1" w:unhideWhenUsed="1"/>
+    <w:lsdException w:name="toc 9" w:uiPriority="39" w:semiHidden="1" w:unhideWhenUsed="1"/>
     <w:lsdException w:name="Normal Indent" w:semiHidden="1" w:unhideWhenUsed="1"/>
     <w:lsdException w:name="footnote text" w:semiHidden="1" w:unhideWhenUsed="1"/>
     <w:lsdException w:name="annotation text" w:semiHidden="1" w:unhideWhenUsed="1"/>
     <w:lsdException w:name="header" w:semiHidden="1" w:unhideWhenUsed="1"/>
     <w:lsdException w:name="footer" w:semiHidden="1" w:unhideWhenUsed="1"/>
     <w:lsdException w:name="index heading" w:semiHidden="1" w:unhideWhenUsed="1"/>
-    <w:lsdException w:name="caption" w:semiHidden="1" w:uiPriority="35" w:unhideWhenUsed="1" w:qFormat="1"/>
+    <w:lsdException w:name="caption" w:uiPriority="35" w:semiHidden="1" w:unhideWhenUsed="1" w:qFormat="1"/>
     <w:lsdException w:name="table of figures" w:semiHidden="1" w:unhideWhenUsed="1"/>
     <w:lsdException w:name="envelope address" w:semiHidden="1" w:unhideWhenUsed="1"/>
     <w:lsdException w:name="envelope return" w:semiHidden="1" w:unhideWhenUsed="1"/>
@@ -14118,7 +14331,7 @@
     <w:lsdException w:name="Title" w:uiPriority="10" w:qFormat="1"/>
     <w:lsdException w:name="Closing" w:semiHidden="1" w:unhideWhenUsed="1"/>
     <w:lsdException w:name="Signature" w:semiHidden="1" w:unhideWhenUsed="1"/>
-    <w:lsdException w:name="Default Paragraph Font" w:semiHidden="1" w:uiPriority="1" w:unhideWhenUsed="1"/>
+    <w:lsdException w:name="Default Paragraph Font" w:uiPriority="1" w:semiHidden="1" w:unhideWhenUsed="1"/>
     <w:lsdException w:name="Body Text" w:semiHidden="1" w:unhideWhenUsed="1"/>
     <w:lsdException w:name="Body Text Indent" w:semiHidden="1" w:unhideWhenUsed="1"/>
     <w:lsdException w:name="List Continue" w:semiHidden="1" w:unhideWhenUsed="1"/>
@@ -14318,8 +14531,8 @@
     <w:lsdException w:name="Subtle Reference" w:uiPriority="31" w:qFormat="1"/>
     <w:lsdException w:name="Intense Reference" w:uiPriority="32" w:qFormat="1"/>
     <w:lsdException w:name="Book Title" w:uiPriority="33" w:qFormat="1"/>
-    <w:lsdException w:name="Bibliography" w:semiHidden="1" w:uiPriority="37" w:unhideWhenUsed="1"/>
-    <w:lsdException w:name="TOC Heading" w:semiHidden="1" w:uiPriority="39" w:unhideWhenUsed="1" w:qFormat="1"/>
+    <w:lsdException w:name="Bibliography" w:uiPriority="37" w:semiHidden="1" w:unhideWhenUsed="1"/>
+    <w:lsdException w:name="TOC Heading" w:uiPriority="39" w:semiHidden="1" w:unhideWhenUsed="1" w:qFormat="1"/>
     <w:lsdException w:name="Plain Table 1" w:uiPriority="41"/>
     <w:lsdException w:name="Plain Table 2" w:uiPriority="42"/>
     <w:lsdException w:name="Plain Table 3" w:uiPriority="43"/>
@@ -14430,16 +14643,16 @@
     <w:lsdException w:name="Unresolved Mention" w:semiHidden="1" w:unhideWhenUsed="1"/>
     <w:lsdException w:name="Smart Link" w:semiHidden="1" w:unhideWhenUsed="1"/>
   </w:latentStyles>
-  <w:style w:type="paragraph" w:default="1" w:styleId="a">
+  <w:style w:type="paragraph" w:styleId="a" w:default="1">
     <w:name w:val="Normal"/>
     <w:qFormat/>
   </w:style>
-  <w:style w:type="character" w:default="1" w:styleId="a0">
+  <w:style w:type="character" w:styleId="a0" w:default="1">
     <w:name w:val="Default Paragraph Font"/>
     <w:uiPriority w:val="1"/>
     <w:unhideWhenUsed/>
   </w:style>
-  <w:style w:type="table" w:default="1" w:styleId="a1">
+  <w:style w:type="table" w:styleId="a1" w:default="1">
     <w:name w:val="Normal Table"/>
     <w:uiPriority w:val="99"/>
     <w:semiHidden/>
@@ -14454,7 +14667,7 @@
       </w:tblCellMar>
     </w:tblPr>
   </w:style>
-  <w:style w:type="numbering" w:default="1" w:styleId="a2">
+  <w:style w:type="numbering" w:styleId="a2" w:default="1">
     <w:name w:val="No List"/>
     <w:uiPriority w:val="99"/>
     <w:semiHidden/>
@@ -14473,21 +14686,21 @@
       <w:contextualSpacing/>
     </w:pPr>
     <w:rPr>
-      <w:rFonts w:asciiTheme="majorHAnsi" w:eastAsiaTheme="majorEastAsia" w:hAnsiTheme="majorHAnsi" w:cstheme="majorBidi"/>
+      <w:rFonts w:asciiTheme="majorHAnsi" w:hAnsiTheme="majorHAnsi" w:eastAsiaTheme="majorEastAsia" w:cstheme="majorBidi"/>
       <w:spacing w:val="-10"/>
       <w:kern w:val="28"/>
       <w:sz w:val="56"/>
       <w:szCs w:val="56"/>
     </w:rPr>
   </w:style>
-  <w:style w:type="character" w:customStyle="1" w:styleId="a4">
+  <w:style w:type="character" w:styleId="a4" w:customStyle="1">
     <w:name w:val="Заголовок Знак"/>
     <w:basedOn w:val="a0"/>
     <w:link w:val="a3"/>
     <w:uiPriority w:val="10"/>
     <w:rsid w:val="00343B00"/>
     <w:rPr>
-      <w:rFonts w:asciiTheme="majorHAnsi" w:eastAsiaTheme="majorEastAsia" w:hAnsiTheme="majorHAnsi" w:cstheme="majorBidi"/>
+      <w:rFonts w:asciiTheme="majorHAnsi" w:hAnsiTheme="majorHAnsi" w:eastAsiaTheme="majorEastAsia" w:cstheme="majorBidi"/>
       <w:spacing w:val="-10"/>
       <w:kern w:val="28"/>
       <w:sz w:val="56"/>
@@ -14515,12 +14728,12 @@
     </w:pPr>
     <w:tblPr>
       <w:tblBorders>
-        <w:top w:val="single" w:sz="4" w:space="0" w:color="auto"/>
-        <w:left w:val="single" w:sz="4" w:space="0" w:color="auto"/>
-        <w:bottom w:val="single" w:sz="4" w:space="0" w:color="auto"/>
-        <w:right w:val="single" w:sz="4" w:space="0" w:color="auto"/>
-        <w:insideH w:val="single" w:sz="4" w:space="0" w:color="auto"/>
-        <w:insideV w:val="single" w:sz="4" w:space="0" w:color="auto"/>
+        <w:top w:val="single" w:color="auto" w:sz="4" w:space="0"/>
+        <w:left w:val="single" w:color="auto" w:sz="4" w:space="0"/>
+        <w:bottom w:val="single" w:color="auto" w:sz="4" w:space="0"/>
+        <w:right w:val="single" w:color="auto" w:sz="4" w:space="0"/>
+        <w:insideH w:val="single" w:color="auto" w:sz="4" w:space="0"/>
+        <w:insideV w:val="single" w:color="auto" w:sz="4" w:space="0"/>
       </w:tblBorders>
     </w:tblPr>
   </w:style>
@@ -14552,7 +14765,7 @@
 </file>
 
 <file path=word/theme/theme1.xml><?xml version="1.0" encoding="utf-8"?>
-<a:theme xmlns:a="http://schemas.openxmlformats.org/drawingml/2006/main" name="Тема Office">
+<a:theme xmlns:a="http://schemas.openxmlformats.org/drawingml/2006/main" xmlns:thm15="http://schemas.microsoft.com/office/thememl/2012/main" name="Тема Office">
   <a:themeElements>
     <a:clrScheme name="Офіс">
       <a:dk1>
